--- a/klagomål/A 11719-2025 FSC-klagomål.docx
+++ b/klagomål/A 11719-2025 FSC-klagomål.docx
@@ -1100,7 +1100,7 @@
     <w:r>
       <w:tab/>
       <w:tab/>
-      <w:t>2025-03-12</w:t>
+      <w:t>2025-03-13</w:t>
       <w:br/>
       <w:br/>
     </w:r>

--- a/klagomål/A 11719-2025 FSC-klagomål.docx
+++ b/klagomål/A 11719-2025 FSC-klagomål.docx
@@ -1100,7 +1100,7 @@
     <w:r>
       <w:tab/>
       <w:tab/>
-      <w:t>2025-03-13</w:t>
+      <w:t>2025-03-14</w:t>
       <w:br/>
       <w:br/>
     </w:r>

--- a/klagomål/A 11719-2025 FSC-klagomål.docx
+++ b/klagomål/A 11719-2025 FSC-klagomål.docx
@@ -1100,7 +1100,7 @@
     <w:r>
       <w:tab/>
       <w:tab/>
-      <w:t>2025-03-14</w:t>
+      <w:t>2025-03-15</w:t>
       <w:br/>
       <w:br/>
     </w:r>

--- a/klagomål/A 11719-2025 FSC-klagomål.docx
+++ b/klagomål/A 11719-2025 FSC-klagomål.docx
@@ -1100,7 +1100,7 @@
     <w:r>
       <w:tab/>
       <w:tab/>
-      <w:t>2025-03-15</w:t>
+      <w:t>2025-03-16</w:t>
       <w:br/>
       <w:br/>
     </w:r>

--- a/klagomål/A 11719-2025 FSC-klagomål.docx
+++ b/klagomål/A 11719-2025 FSC-klagomål.docx
@@ -1100,7 +1100,7 @@
     <w:r>
       <w:tab/>
       <w:tab/>
-      <w:t>2025-03-16</w:t>
+      <w:t>2025-03-17</w:t>
       <w:br/>
       <w:br/>
     </w:r>
